--- a/PartitioningPOC_Module3_SwitchOperations.docx
+++ b/PartitioningPOC_Module3_SwitchOperations.docx
@@ -10,7 +10,11 @@
       </w:pPr>
       <w:r>
         <w:fldChar w:fldCharType="begin"/>
+      </w:r>
+      <w:r>
         <w:instrText xml:space="preserve"> INCLUDEPICTURE "https://cdn.freebiesupply.com/images/thumbs/2x/walgreens-logo.png" \* MERGEFORMATINET </w:instrText>
+      </w:r>
+      <w:r>
         <w:fldChar w:fldCharType="separate"/>
       </w:r>
       <w:r>
@@ -152,6 +156,11 @@
           <w:color w:val="333333"/>
         </w:rPr>
         <w:t>Prepared by: Justin Hunter</w:t>
+      </w:r>
+      <w:r>
+        <w:rPr>
+          <w:color w:val="333333"/>
+        </w:rPr>
         <w:br/>
         <w:t>Prepared for: Walgreens Automated Fulfillment</w:t>
       </w:r>
@@ -678,6 +687,7 @@
         <w:pStyle w:val="Heading1"/>
       </w:pPr>
       <w:r>
+        <w:lastRenderedPageBreak/>
         <w:t>2. Prerequisites and Alignment Requirements</w:t>
       </w:r>
     </w:p>
@@ -689,7 +699,6 @@
         <w:rPr>
           <w:color w:val="333333"/>
         </w:rPr>
-        <w:lastRenderedPageBreak/>
         <w:t>SWITCH has strict requirements. All of these must be met or the operation fails with an error:</w:t>
       </w:r>
     </w:p>
@@ -1685,6 +1694,7 @@
                 <w:sz w:val="20"/>
                 <w:szCs w:val="20"/>
               </w:rPr>
+              <w:lastRenderedPageBreak/>
               <w:t>2</w:t>
             </w:r>
           </w:p>
@@ -1775,7 +1785,6 @@
                 <w:sz w:val="20"/>
                 <w:szCs w:val="20"/>
               </w:rPr>
-              <w:lastRenderedPageBreak/>
               <w:t>3</w:t>
             </w:r>
           </w:p>
@@ -3515,11 +3524,11 @@
           <w:p>
             <w:r>
               <w:rPr>
-                <w:color w:val="333333"/>
-                <w:sz w:val="20"/>
-                <w:szCs w:val="20"/>
-              </w:rPr>
-              <w:t>Upcoming</w:t>
+                <w:color w:val="2E7D32"/>
+                <w:sz w:val="20"/>
+                <w:szCs w:val="20"/>
+              </w:rPr>
+              <w:t>Complete</w:t>
             </w:r>
           </w:p>
         </w:tc>
@@ -3604,11 +3613,11 @@
           <w:p>
             <w:r>
               <w:rPr>
-                <w:color w:val="333333"/>
-                <w:sz w:val="20"/>
-                <w:szCs w:val="20"/>
-              </w:rPr>
-              <w:t>Upcoming</w:t>
+                <w:color w:val="2E7D32"/>
+                <w:sz w:val="20"/>
+                <w:szCs w:val="20"/>
+              </w:rPr>
+              <w:t>Complete</w:t>
             </w:r>
           </w:p>
         </w:tc>
